--- a/people-lead/word/ana/01-historico-1-1.docx
+++ b/people-lead/word/ana/01-historico-1-1.docx
@@ -12,7 +12,7 @@
           <w:color w:val="1F3A5F"/>
           <w:sz w:val="40"/>
         </w:rPr>
-        <w:t>Ana — histórico de 1:1s</w:t>
+        <w:t>Ana Karina — histórico de 1:1s</w:t>
       </w:r>
     </w:p>
     <w:p>
@@ -22,7 +22,7 @@
           <w:color w:val="555555"/>
           <w:sz w:val="22"/>
         </w:rPr>
-        <w:t>Ana · People Lead · documento editável</w:t>
+        <w:t>Ana Karina · People Lead · documento editável</w:t>
       </w:r>
     </w:p>
     <w:p/>
@@ -93,7 +93,7 @@
         <w:pStyle w:val="ListNumber"/>
       </w:pPr>
       <w:r>
-        <w:t>Confirmar cliente (MAPFRE vs Bradesco) e gestor.</w:t>
+        <w:t>Confirmar nome oficial do app / contrato no Bradesco e e-mail do gestor.</w:t>
       </w:r>
     </w:p>
     <w:p>
@@ -442,10 +442,10 @@
         <w:rPr>
           <w:b/>
         </w:rPr>
-        <w:t>Alocação no relato:</w:t>
+        <w:t>Alocação:</w:t>
       </w:r>
       <w:r>
-        <w:t xml:space="preserve"> Bradesco, app nativo novo, Kotlin/Android. Cadastro informado: MAPFRE.</w:t>
+        <w:t xml:space="preserve"> BANCO BRADESCO, app nativo novo, Kotlin/Android.</w:t>
       </w:r>
     </w:p>
     <w:p>
@@ -749,7 +749,7 @@
         <w:pStyle w:val="ListBullet"/>
       </w:pPr>
       <w:r>
-        <w:t>Energia oposta à da Andressa: Ana está no projeto certo para o momento.</w:t>
+        <w:t>Energia oposta à da Andressa Silva: Ana Karina está no projeto certo para o momento.</w:t>
       </w:r>
     </w:p>
     <w:p>

--- a/people-lead/word/ana/01-historico-1-1.docx
+++ b/people-lead/word/ana/01-historico-1-1.docx
@@ -646,7 +646,16 @@
         <w:pStyle w:val="ListBullet"/>
       </w:pPr>
       <w:r>
-        <w:t>Confirmar na próxima: nome do app, e-mail Rafael, status exato AI-900 no Workday.</w:t>
+        <w:t xml:space="preserve">Confirmar na próxima: nome do app, status exato AI-900 no Workday. </w:t>
+      </w:r>
+      <w:r>
+        <w:rPr>
+          <w:b/>
+        </w:rPr>
+        <w:t>Gestor confirmado RH:</w:t>
+      </w:r>
+      <w:r>
+        <w:t xml:space="preserve"> Rafael Coloda (rafael.coloda@avanade.com).</w:t>
       </w:r>
     </w:p>
     <w:p>

--- a/people-lead/word/ana/01-historico-1-1.docx
+++ b/people-lead/word/ana/01-historico-1-1.docx
@@ -524,16 +524,22 @@
         <w:pStyle w:val="ListBullet"/>
       </w:pPr>
       <w:r>
-        <w:t xml:space="preserve">☐ Ana: concluir ABCD Reflections </w:t>
+        <w:t xml:space="preserve">☐ Ana: concluir e </w:t>
       </w:r>
       <w:r>
         <w:rPr>
           <w:b/>
         </w:rPr>
-        <w:t>28/08</w:t>
+        <w:t>submeter</w:t>
       </w:r>
       <w:r>
-        <w:t xml:space="preserve"> (4 prioridades)</w:t>
+        <w:t xml:space="preserve"> ABCD Reflections no Workday (4 prioridades) — </w:t>
+      </w:r>
+      <w:r>
+        <w:rPr>
+          <w:b/>
+        </w:rPr>
+        <w:t>pendente; PL ainda não recebeu</w:t>
       </w:r>
     </w:p>
     <w:p>
@@ -1016,7 +1022,7 @@
         <w:pStyle w:val="ListBullet"/>
       </w:pPr>
       <w:r>
-        <w:t>Energia oposta à da Andressa Silva: Ana Karina está no projeto certo para o momento.</w:t>
+        <w:t>Energia alta no projeto Bradesco — está no projeto certo para o momento.</w:t>
       </w:r>
     </w:p>
     <w:p>

--- a/people-lead/word/ana/01-historico-1-1.docx
+++ b/people-lead/word/ana/01-historico-1-1.docx
@@ -26,6 +26,25 @@
       </w:r>
     </w:p>
     <w:p/>
+    <w:p>
+      <w:pPr>
+        <w:ind w:left="425"/>
+      </w:pPr>
+      <w:r>
+        <w:rPr>
+          <w:b/>
+          <w:color w:val="444444"/>
+        </w:rPr>
+        <w:t>Uso interno People Lead</w:t>
+      </w:r>
+      <w:r>
+        <w:rPr>
+          <w:i/>
+          <w:color w:val="444444"/>
+        </w:rPr>
+        <w:t xml:space="preserve"> — registro das conversas. Não enviado à Ana.</w:t>
+      </w:r>
+    </w:p>
     <w:p>
       <w:r>
         <w:t xml:space="preserve">Arquivo </w:t>
